--- a/бд.docx
+++ b/бд.docx
@@ -3,6 +3,212 @@
 <w:document xmlns:wpc="http://schemas.microsoft.com/office/word/2010/wordprocessingCanvas" xmlns:cx="http://schemas.microsoft.com/office/drawing/2014/chartex" xmlns:cx1="http://schemas.microsoft.com/office/drawing/2015/9/8/chartex" xmlns:cx2="http://schemas.microsoft.com/office/drawing/2015/10/21/chartex" xmlns:cx3="http://schemas.microsoft.com/office/drawing/2016/5/9/chartex" xmlns:cx4="http://schemas.microsoft.com/office/drawing/2016/5/10/chartex" xmlns:cx5="http://schemas.microsoft.com/office/drawing/2016/5/11/chartex" xmlns:cx6="http://schemas.microsoft.com/office/drawing/2016/5/12/chartex" xmlns:cx7="http://schemas.microsoft.com/office/drawing/2016/5/13/chartex" xmlns:cx8="http://schemas.microsoft.com/office/drawing/2016/5/14/chartex" xmlns:mc="http://schemas.openxmlformats.org/markup-compatibility/2006" xmlns:aink="http://schemas.microsoft.com/office/drawing/2016/ink" xmlns:am3d="http://schemas.microsoft.com/office/drawing/2017/model3d" xmlns:o="urn:schemas-microsoft-com:office:office" xmlns:r="http://schemas.openxmlformats.org/officeDocument/2006/relationships" xmlns:m="http://schemas.openxmlformats.org/officeDocument/2006/math" xmlns:v="urn:schemas-microsoft-com:vml" xmlns:wp14="http://schemas.microsoft.com/office/word/2010/wordprocessingDrawing" xmlns:wp="http://schemas.openxmlformats.org/drawingml/2006/wordprocessingDrawing" xmlns:w10="urn:schemas-microsoft-com:office:word" xmlns:w="http://schemas.openxmlformats.org/wordprocessingml/2006/main" xmlns:w14="http://schemas.microsoft.com/office/word/2010/wordml" xmlns:w15="http://schemas.microsoft.com/office/word/2012/wordml" xmlns:w16cex="http://schemas.microsoft.com/office/word/2018/wordml/cex" xmlns:w16cid="http://schemas.microsoft.com/office/word/2016/wordml/cid" xmlns:w16="http://schemas.microsoft.com/office/word/2018/wordml" xmlns:w16sdtdh="http://schemas.microsoft.com/office/word/2020/wordml/sdtdatahash" xmlns:w16se="http://schemas.microsoft.com/office/word/2015/wordml/symex" xmlns:wpg="http://schemas.microsoft.com/office/word/2010/wordprocessingGroup" xmlns:wpi="http://schemas.microsoft.com/office/word/2010/wordprocessingInk" xmlns:wne="http://schemas.microsoft.com/office/word/2006/wordml" xmlns:wps="http://schemas.microsoft.com/office/word/2010/wordprocessingShape" mc:Ignorable="w14 w15 w16se w16cid w16 w16cex w16sdtdh wp14">
   <w:body>
     <w:p>
+      <w:r>
+        <w:rPr>
+          <w:noProof/>
+        </w:rPr>
+        <mc:AlternateContent>
+          <mc:Choice Requires="wps">
+            <w:drawing>
+              <wp:anchor distT="45720" distB="45720" distL="114300" distR="114300" simplePos="0" relativeHeight="251664384" behindDoc="0" locked="0" layoutInCell="1" allowOverlap="1" wp14:anchorId="0E4EAD47" wp14:editId="17ADEC88">
+                <wp:simplePos x="0" y="0"/>
+                <wp:positionH relativeFrom="margin">
+                  <wp:align>left</wp:align>
+                </wp:positionH>
+                <wp:positionV relativeFrom="paragraph">
+                  <wp:posOffset>23495</wp:posOffset>
+                </wp:positionV>
+                <wp:extent cx="1209675" cy="2047875"/>
+                <wp:effectExtent l="0" t="0" r="28575" b="28575"/>
+                <wp:wrapSquare wrapText="bothSides"/>
+                <wp:docPr id="217" name="Надпись 2"/>
+                <wp:cNvGraphicFramePr>
+                  <a:graphicFrameLocks xmlns:a="http://schemas.openxmlformats.org/drawingml/2006/main"/>
+                </wp:cNvGraphicFramePr>
+                <a:graphic xmlns:a="http://schemas.openxmlformats.org/drawingml/2006/main">
+                  <a:graphicData uri="http://schemas.microsoft.com/office/word/2010/wordprocessingShape">
+                    <wps:wsp>
+                      <wps:cNvSpPr txBox="1">
+                        <a:spLocks noChangeArrowheads="1"/>
+                      </wps:cNvSpPr>
+                      <wps:spPr bwMode="auto">
+                        <a:xfrm>
+                          <a:off x="0" y="0"/>
+                          <a:ext cx="1209675" cy="2047875"/>
+                        </a:xfrm>
+                        <a:prstGeom prst="rect">
+                          <a:avLst/>
+                        </a:prstGeom>
+                        <a:solidFill>
+                          <a:srgbClr val="FFFFFF"/>
+                        </a:solidFill>
+                        <a:ln w="9525">
+                          <a:solidFill>
+                            <a:srgbClr val="000000"/>
+                          </a:solidFill>
+                          <a:miter lim="800000"/>
+                          <a:headEnd/>
+                          <a:tailEnd/>
+                        </a:ln>
+                      </wps:spPr>
+                      <wps:txbx>
+                        <w:txbxContent>
+                          <w:p>
+                            <w:pPr>
+                              <w:rPr>
+                                <w:b/>
+                                <w:bCs/>
+                              </w:rPr>
+                            </w:pPr>
+                            <w:r>
+                              <w:rPr>
+                                <w:b/>
+                                <w:bCs/>
+                                <w:lang w:val="en-US"/>
+                              </w:rPr>
+                              <w:t>Users</w:t>
+                            </w:r>
+                          </w:p>
+                          <w:p>
+                            <w:r>
+                              <w:t>Фамилия</w:t>
+                            </w:r>
+                          </w:p>
+                          <w:p>
+                            <w:r>
+                              <w:t>Имя</w:t>
+                            </w:r>
+                          </w:p>
+                          <w:p>
+                            <w:r>
+                              <w:t>Отчество</w:t>
+                            </w:r>
+                          </w:p>
+                          <w:p>
+                            <w:proofErr w:type="spellStart"/>
+                            <w:r>
+                              <w:t>Таб</w:t>
+                            </w:r>
+                            <w:proofErr w:type="spellEnd"/>
+                            <w:r>
+                              <w:t xml:space="preserve"> №</w:t>
+                            </w:r>
+                          </w:p>
+                          <w:p>
+                            <w:r>
+                              <w:t>Группа</w:t>
+                            </w:r>
+                          </w:p>
+                          <w:p>
+                            <w:pPr>
+                              <w:rPr>
+                                <w:lang w:val="en-US"/>
+                              </w:rPr>
+                            </w:pPr>
+                            <w:r>
+                              <w:rPr>
+                                <w:lang w:val="en-US"/>
+                              </w:rPr>
+                              <w:t>status</w:t>
+                            </w:r>
+                          </w:p>
+                          <w:p/>
+                          <w:p/>
+                        </w:txbxContent>
+                      </wps:txbx>
+                      <wps:bodyPr rot="0" vert="horz" wrap="square" lIns="91440" tIns="45720" rIns="91440" bIns="45720" anchor="t" anchorCtr="0">
+                        <a:noAutofit/>
+                      </wps:bodyPr>
+                    </wps:wsp>
+                  </a:graphicData>
+                </a:graphic>
+                <wp14:sizeRelH relativeFrom="margin">
+                  <wp14:pctWidth>0</wp14:pctWidth>
+                </wp14:sizeRelH>
+                <wp14:sizeRelV relativeFrom="margin">
+                  <wp14:pctHeight>0</wp14:pctHeight>
+                </wp14:sizeRelV>
+              </wp:anchor>
+            </w:drawing>
+          </mc:Choice>
+          <mc:Fallback>
+            <w:pict>
+              <v:shapetype w14:anchorId="0E4EAD47" id="_x0000_t202" coordsize="21600,21600" o:spt="202" path="m,l,21600r21600,l21600,xe">
+                <v:stroke joinstyle="miter"/>
+                <v:path gradientshapeok="t" o:connecttype="rect"/>
+              </v:shapetype>
+              <v:shape id="Надпись 2" o:spid="_x0000_s1026" type="#_x0000_t202" style="position:absolute;margin-left:0;margin-top:1.85pt;width:95.25pt;height:161.25pt;z-index:251664384;visibility:visible;mso-wrap-style:square;mso-width-percent:0;mso-height-percent:0;mso-wrap-distance-left:9pt;mso-wrap-distance-top:3.6pt;mso-wrap-distance-right:9pt;mso-wrap-distance-bottom:3.6pt;mso-position-horizontal:left;mso-position-horizontal-relative:margin;mso-position-vertical:absolute;mso-position-vertical-relative:text;mso-width-percent:0;mso-height-percent:0;mso-width-relative:margin;mso-height-relative:margin;v-text-anchor:top" o:gfxdata="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">
+                <v:textbox>
+                  <w:txbxContent>
+                    <w:p>
+                      <w:pPr>
+                        <w:rPr>
+                          <w:b/>
+                          <w:bCs/>
+                        </w:rPr>
+                      </w:pPr>
+                      <w:r>
+                        <w:rPr>
+                          <w:b/>
+                          <w:bCs/>
+                          <w:lang w:val="en-US"/>
+                        </w:rPr>
+                        <w:t>Users</w:t>
+                      </w:r>
+                    </w:p>
+                    <w:p>
+                      <w:r>
+                        <w:t>Фамилия</w:t>
+                      </w:r>
+                    </w:p>
+                    <w:p>
+                      <w:r>
+                        <w:t>Имя</w:t>
+                      </w:r>
+                    </w:p>
+                    <w:p>
+                      <w:r>
+                        <w:t>Отчество</w:t>
+                      </w:r>
+                    </w:p>
+                    <w:p>
+                      <w:proofErr w:type="spellStart"/>
+                      <w:r>
+                        <w:t>Таб</w:t>
+                      </w:r>
+                      <w:proofErr w:type="spellEnd"/>
+                      <w:r>
+                        <w:t xml:space="preserve"> №</w:t>
+                      </w:r>
+                    </w:p>
+                    <w:p>
+                      <w:r>
+                        <w:t>Группа</w:t>
+                      </w:r>
+                    </w:p>
+                    <w:p>
+                      <w:pPr>
+                        <w:rPr>
+                          <w:lang w:val="en-US"/>
+                        </w:rPr>
+                      </w:pPr>
+                      <w:r>
+                        <w:rPr>
+                          <w:lang w:val="en-US"/>
+                        </w:rPr>
+                        <w:t>status</w:t>
+                      </w:r>
+                    </w:p>
+                    <w:p/>
+                    <w:p/>
+                  </w:txbxContent>
+                </v:textbox>
+                <w10:wrap type="square" anchorx="margin"/>
+              </v:shape>
+            </w:pict>
+          </mc:Fallback>
+        </mc:AlternateContent>
+      </w:r>
       <w:r>
         <w:rPr>
           <w:noProof/>
@@ -384,322 +590,6 @@
                   </w:txbxContent>
                 </v:textbox>
                 <w10:wrap type="square"/>
-              </v:shape>
-            </w:pict>
-          </mc:Fallback>
-        </mc:AlternateContent>
-      </w:r>
-      <w:r>
-        <w:rPr>
-          <w:noProof/>
-        </w:rPr>
-        <mc:AlternateContent>
-          <mc:Choice Requires="wps">
-            <w:drawing>
-              <wp:anchor distT="45720" distB="45720" distL="114300" distR="114300" simplePos="0" relativeHeight="251666432" behindDoc="0" locked="0" layoutInCell="1" allowOverlap="1" wp14:anchorId="45B98C7C" wp14:editId="6879D90D">
-                <wp:simplePos x="0" y="0"/>
-                <wp:positionH relativeFrom="column">
-                  <wp:posOffset>1529715</wp:posOffset>
-                </wp:positionH>
-                <wp:positionV relativeFrom="paragraph">
-                  <wp:posOffset>0</wp:posOffset>
-                </wp:positionV>
-                <wp:extent cx="1019175" cy="1404620"/>
-                <wp:effectExtent l="0" t="0" r="28575" b="20955"/>
-                <wp:wrapSquare wrapText="bothSides"/>
-                <wp:docPr id="5" name="Надпись 2"/>
-                <wp:cNvGraphicFramePr>
-                  <a:graphicFrameLocks xmlns:a="http://schemas.openxmlformats.org/drawingml/2006/main"/>
-                </wp:cNvGraphicFramePr>
-                <a:graphic xmlns:a="http://schemas.openxmlformats.org/drawingml/2006/main">
-                  <a:graphicData uri="http://schemas.microsoft.com/office/word/2010/wordprocessingShape">
-                    <wps:wsp>
-                      <wps:cNvSpPr txBox="1">
-                        <a:spLocks noChangeArrowheads="1"/>
-                      </wps:cNvSpPr>
-                      <wps:spPr bwMode="auto">
-                        <a:xfrm>
-                          <a:off x="0" y="0"/>
-                          <a:ext cx="1019175" cy="1404620"/>
-                        </a:xfrm>
-                        <a:prstGeom prst="rect">
-                          <a:avLst/>
-                        </a:prstGeom>
-                        <a:solidFill>
-                          <a:srgbClr val="FFFFFF"/>
-                        </a:solidFill>
-                        <a:ln w="9525">
-                          <a:solidFill>
-                            <a:srgbClr val="000000"/>
-                          </a:solidFill>
-                          <a:miter lim="800000"/>
-                          <a:headEnd/>
-                          <a:tailEnd/>
-                        </a:ln>
-                      </wps:spPr>
-                      <wps:txbx>
-                        <w:txbxContent>
-                          <w:p>
-                            <w:r>
-                              <w:t>Студенты</w:t>
-                            </w:r>
-                          </w:p>
-                          <w:p>
-                            <w:r>
-                              <w:t>Фамилия</w:t>
-                            </w:r>
-                          </w:p>
-                          <w:p>
-                            <w:r>
-                              <w:t>Имя</w:t>
-                            </w:r>
-                          </w:p>
-                          <w:p>
-                            <w:r>
-                              <w:t>Отчество</w:t>
-                            </w:r>
-                          </w:p>
-                          <w:p>
-                            <w:r>
-                              <w:t>Группа</w:t>
-                            </w:r>
-                          </w:p>
-                          <w:p>
-                            <w:r>
-                              <w:t xml:space="preserve">№ </w:t>
-                            </w:r>
-                            <w:proofErr w:type="spellStart"/>
-                            <w:proofErr w:type="gramStart"/>
-                            <w:r>
-                              <w:t>студ.билета</w:t>
-                            </w:r>
-                            <w:proofErr w:type="spellEnd"/>
-                            <w:proofErr w:type="gramEnd"/>
-                          </w:p>
-                        </w:txbxContent>
-                      </wps:txbx>
-                      <wps:bodyPr rot="0" vert="horz" wrap="square" lIns="91440" tIns="45720" rIns="91440" bIns="45720" anchor="t" anchorCtr="0">
-                        <a:spAutoFit/>
-                      </wps:bodyPr>
-                    </wps:wsp>
-                  </a:graphicData>
-                </a:graphic>
-                <wp14:sizeRelH relativeFrom="margin">
-                  <wp14:pctWidth>0</wp14:pctWidth>
-                </wp14:sizeRelH>
-                <wp14:sizeRelV relativeFrom="margin">
-                  <wp14:pctHeight>20000</wp14:pctHeight>
-                </wp14:sizeRelV>
-              </wp:anchor>
-            </w:drawing>
-          </mc:Choice>
-          <mc:Fallback>
-            <w:pict>
-              <v:shape w14:anchorId="45B98C7C" id="_x0000_s1029" type="#_x0000_t202" style="position:absolute;margin-left:120.45pt;margin-top:0;width:80.25pt;height:110.6pt;z-index:251666432;visibility:visible;mso-wrap-style:square;mso-width-percent:0;mso-height-percent:200;mso-wrap-distance-left:9pt;mso-wrap-distance-top:3.6pt;mso-wrap-distance-right:9pt;mso-wrap-distance-bottom:3.6pt;mso-position-horizontal:absolute;mso-position-horizontal-relative:text;mso-position-vertical:absolute;mso-position-vertical-relative:text;mso-width-percent:0;mso-height-percent:200;mso-width-relative:margin;mso-height-relative:margin;v-text-anchor:top" o:gfxdata="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">
-                <v:textbox style="mso-fit-shape-to-text:t">
-                  <w:txbxContent>
-                    <w:p>
-                      <w:r>
-                        <w:t>Студенты</w:t>
-                      </w:r>
-                    </w:p>
-                    <w:p>
-                      <w:r>
-                        <w:t>Фамилия</w:t>
-                      </w:r>
-                    </w:p>
-                    <w:p>
-                      <w:r>
-                        <w:t>Имя</w:t>
-                      </w:r>
-                    </w:p>
-                    <w:p>
-                      <w:r>
-                        <w:t>Отчество</w:t>
-                      </w:r>
-                    </w:p>
-                    <w:p>
-                      <w:r>
-                        <w:t>Группа</w:t>
-                      </w:r>
-                    </w:p>
-                    <w:p>
-                      <w:r>
-                        <w:t xml:space="preserve">№ </w:t>
-                      </w:r>
-                      <w:proofErr w:type="spellStart"/>
-                      <w:proofErr w:type="gramStart"/>
-                      <w:r>
-                        <w:t>студ.билета</w:t>
-                      </w:r>
-                      <w:proofErr w:type="spellEnd"/>
-                      <w:proofErr w:type="gramEnd"/>
-                    </w:p>
-                  </w:txbxContent>
-                </v:textbox>
-                <w10:wrap type="square"/>
-              </v:shape>
-            </w:pict>
-          </mc:Fallback>
-        </mc:AlternateContent>
-      </w:r>
-      <w:r>
-        <w:rPr>
-          <w:noProof/>
-        </w:rPr>
-        <mc:AlternateContent>
-          <mc:Choice Requires="wps">
-            <w:drawing>
-              <wp:anchor distT="45720" distB="45720" distL="114300" distR="114300" simplePos="0" relativeHeight="251664384" behindDoc="0" locked="0" layoutInCell="1" allowOverlap="1" wp14:anchorId="0E4EAD47" wp14:editId="02E00230">
-                <wp:simplePos x="0" y="0"/>
-                <wp:positionH relativeFrom="margin">
-                  <wp:align>left</wp:align>
-                </wp:positionH>
-                <wp:positionV relativeFrom="paragraph">
-                  <wp:posOffset>23495</wp:posOffset>
-                </wp:positionV>
-                <wp:extent cx="1209675" cy="1747520"/>
-                <wp:effectExtent l="0" t="0" r="28575" b="24130"/>
-                <wp:wrapSquare wrapText="bothSides"/>
-                <wp:docPr id="217" name="Надпись 2"/>
-                <wp:cNvGraphicFramePr>
-                  <a:graphicFrameLocks xmlns:a="http://schemas.openxmlformats.org/drawingml/2006/main"/>
-                </wp:cNvGraphicFramePr>
-                <a:graphic xmlns:a="http://schemas.openxmlformats.org/drawingml/2006/main">
-                  <a:graphicData uri="http://schemas.microsoft.com/office/word/2010/wordprocessingShape">
-                    <wps:wsp>
-                      <wps:cNvSpPr txBox="1">
-                        <a:spLocks noChangeArrowheads="1"/>
-                      </wps:cNvSpPr>
-                      <wps:spPr bwMode="auto">
-                        <a:xfrm>
-                          <a:off x="0" y="0"/>
-                          <a:ext cx="1209675" cy="1747520"/>
-                        </a:xfrm>
-                        <a:prstGeom prst="rect">
-                          <a:avLst/>
-                        </a:prstGeom>
-                        <a:solidFill>
-                          <a:srgbClr val="FFFFFF"/>
-                        </a:solidFill>
-                        <a:ln w="9525">
-                          <a:solidFill>
-                            <a:srgbClr val="000000"/>
-                          </a:solidFill>
-                          <a:miter lim="800000"/>
-                          <a:headEnd/>
-                          <a:tailEnd/>
-                        </a:ln>
-                      </wps:spPr>
-                      <wps:txbx>
-                        <w:txbxContent>
-                          <w:p>
-                            <w:pPr>
-                              <w:rPr>
-                                <w:b/>
-                                <w:bCs/>
-                              </w:rPr>
-                            </w:pPr>
-                            <w:r>
-                              <w:rPr>
-                                <w:b/>
-                                <w:bCs/>
-                              </w:rPr>
-                              <w:t>Преподаватели</w:t>
-                            </w:r>
-                          </w:p>
-                          <w:p>
-                            <w:r>
-                              <w:t>Фамилия</w:t>
-                            </w:r>
-                          </w:p>
-                          <w:p>
-                            <w:r>
-                              <w:t>Имя</w:t>
-                            </w:r>
-                          </w:p>
-                          <w:p>
-                            <w:r>
-                              <w:t>Отчество</w:t>
-                            </w:r>
-                          </w:p>
-                          <w:p>
-                            <w:proofErr w:type="spellStart"/>
-                            <w:r>
-                              <w:t>Таб</w:t>
-                            </w:r>
-                            <w:proofErr w:type="spellEnd"/>
-                            <w:r>
-                              <w:t xml:space="preserve"> №</w:t>
-                            </w:r>
-                          </w:p>
-                          <w:p/>
-                        </w:txbxContent>
-                      </wps:txbx>
-                      <wps:bodyPr rot="0" vert="horz" wrap="square" lIns="91440" tIns="45720" rIns="91440" bIns="45720" anchor="t" anchorCtr="0">
-                        <a:noAutofit/>
-                      </wps:bodyPr>
-                    </wps:wsp>
-                  </a:graphicData>
-                </a:graphic>
-                <wp14:sizeRelH relativeFrom="margin">
-                  <wp14:pctWidth>0</wp14:pctWidth>
-                </wp14:sizeRelH>
-                <wp14:sizeRelV relativeFrom="margin">
-                  <wp14:pctHeight>0</wp14:pctHeight>
-                </wp14:sizeRelV>
-              </wp:anchor>
-            </w:drawing>
-          </mc:Choice>
-          <mc:Fallback>
-            <w:pict>
-              <v:shape w14:anchorId="0E4EAD47" id="_x0000_s1030" type="#_x0000_t202" style="position:absolute;margin-left:0;margin-top:1.85pt;width:95.25pt;height:137.6pt;z-index:251664384;visibility:visible;mso-wrap-style:square;mso-width-percent:0;mso-height-percent:0;mso-wrap-distance-left:9pt;mso-wrap-distance-top:3.6pt;mso-wrap-distance-right:9pt;mso-wrap-distance-bottom:3.6pt;mso-position-horizontal:left;mso-position-horizontal-relative:margin;mso-position-vertical:absolute;mso-position-vertical-relative:text;mso-width-percent:0;mso-height-percent:0;mso-width-relative:margin;mso-height-relative:margin;v-text-anchor:top" o:gfxdata="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">
-                <v:textbox>
-                  <w:txbxContent>
-                    <w:p>
-                      <w:pPr>
-                        <w:rPr>
-                          <w:b/>
-                          <w:bCs/>
-                        </w:rPr>
-                      </w:pPr>
-                      <w:r>
-                        <w:rPr>
-                          <w:b/>
-                          <w:bCs/>
-                        </w:rPr>
-                        <w:t>Преподаватели</w:t>
-                      </w:r>
-                    </w:p>
-                    <w:p>
-                      <w:r>
-                        <w:t>Фамилия</w:t>
-                      </w:r>
-                    </w:p>
-                    <w:p>
-                      <w:r>
-                        <w:t>Имя</w:t>
-                      </w:r>
-                    </w:p>
-                    <w:p>
-                      <w:r>
-                        <w:t>Отчество</w:t>
-                      </w:r>
-                    </w:p>
-                    <w:p>
-                      <w:proofErr w:type="spellStart"/>
-                      <w:r>
-                        <w:t>Таб</w:t>
-                      </w:r>
-                      <w:proofErr w:type="spellEnd"/>
-                      <w:r>
-                        <w:t xml:space="preserve"> №</w:t>
-                      </w:r>
-                    </w:p>
-                    <w:p/>
-                  </w:txbxContent>
-                </v:textbox>
-                <w10:wrap type="square" anchorx="margin"/>
               </v:shape>
             </w:pict>
           </mc:Fallback>
